--- a/papers/_sources/rope_parameter_count.docx
+++ b/papers/_sources/rope_parameter_count.docx
@@ -61,23 +61,6 @@
           <w:szCs w:val="20"/>
         </w:rPr>
         <w:t xml:space="preserve">Global Networking Practice, NTT DATA, Charlotte, NC  ·  palmer100@gmail.com</w:t>
-      </w:r>
-    </w:p>
-    <w:p>
-      <w:pPr>
-        <w:spacing w:after="120" w:before="0" w:line="276"/>
-        <w:jc w:val="center"/>
-      </w:pPr>
-      <w:r>
-        <w:rPr>
-          <w:rFonts w:ascii="Times New Roman" w:cs="Times New Roman" w:eastAsia="Times New Roman" w:hAnsi="Times New Roman"/>
-          <w:i/>
-          <w:iCs/>
-          <w:color w:val="666666"/>
-          <w:sz w:val="18"/>
-          <w:szCs w:val="18"/>
-        </w:rPr>
-        <w:t xml:space="preserve">Programme credit: the core Rope Hypothesis is due to Bill Gaede; this work develops and formalises it.</w:t>
       </w:r>
     </w:p>
     <w:p>
@@ -2030,23 +2013,6 @@
     </w:p>
     <w:p>
       <w:pPr>
-        <w:spacing w:after="160" w:before="0" w:line="276"/>
-        <w:jc w:val="both"/>
-      </w:pPr>
-      <w:r>
-        <w:rPr>
-          <w:rFonts w:ascii="Times New Roman" w:cs="Times New Roman" w:eastAsia="Times New Roman" w:hAnsi="Times New Roman"/>
-          <w:i/>
-          <w:iCs/>
-          <w:color w:val="666666"/>
-          <w:sz w:val="20"/>
-          <w:szCs w:val="20"/>
-        </w:rPr>
-        <w:t xml:space="preserve">Programme credit: the core Rope Hypothesis is due to Bill Gaede. Computational collaboration and drafting by Claude (Anthropic). Correspondence to palmer100@gmail.com.</w:t>
-      </w:r>
-    </w:p>
-    <w:p>
-      <w:pPr>
         <w:spacing w:after="80"/>
       </w:pPr>
       <w:r>
@@ -2058,23 +2024,6 @@
       </w:r>
     </w:p>
     <w:p>
-      <w:pPr>
-        <w:spacing w:after="160" w:before="0" w:line="276"/>
-        <w:jc w:val="both"/>
-      </w:pPr>
-      <w:r>
-        <w:rPr>
-          <w:rFonts w:ascii="Times New Roman" w:cs="Times New Roman" w:eastAsia="Times New Roman" w:hAnsi="Times New Roman"/>
-          <w:i/>
-          <w:iCs/>
-          <w:color w:val="666666"/>
-          <w:sz w:val="20"/>
-          <w:szCs w:val="20"/>
-        </w:rPr>
-        <w:t xml:space="preserve">Programme credit: the core Rope Hypothesis is due to Bill Gaede. Computational collaboration and drafting by Claude (Anthropic). Correspondence to palmer100@gmail.com.</w:t>
-      </w:r>
-    </w:p>
-    <w:p>
       <w:r>
         <w:rPr>
           <w:b/>
@@ -2098,6 +2047,7 @@
         <w:t>Parameter count  [benchmark: benchmarks/micromech/parameter_count.py]</w:t>
       </w:r>
     </w:p>
+    <w:p/>
     <w:p>
       <w:r>
         <w:rPr>
@@ -2107,6 +2057,12 @@
       </w:r>
       <w:r>
         <w:t>Lorentz invariance fixes mu = T/c^2 but is orthogonal to Pi; value of Pi not fixable by symmetry  [benchmark: benchmarks/micromech/parameter_count.py]</w:t>
+      </w:r>
+    </w:p>
+    <w:p/>
+    <w:p>
+      <w:r>
+        <w:t>Programme credit: the core Rope Hypothesis is due to Bill Gaede; this work develops and formalises it. Computational collaboration and drafting by Claude (Anthropic). Correspondence to palmer100@gmail.com.</w:t>
       </w:r>
     </w:p>
     <w:sectPr>

--- a/papers/_sources/rope_parameter_count.docx
+++ b/papers/_sources/rope_parameter_count.docx
@@ -45,7 +45,7 @@
           <w:sz w:val="22"/>
           <w:szCs w:val="22"/>
         </w:rPr>
-        <w:t xml:space="preserve">Mark Palmer  ·  with computational collaboration by Claude (Anthropic)</w:t>
+        <w:t xml:space="preserve">Mark Palmer · with computational collaboration by Claude (Anthropic)</w:t>
       </w:r>
     </w:p>
     <w:p>
@@ -60,7 +60,7 @@
           <w:sz w:val="20"/>
           <w:szCs w:val="20"/>
         </w:rPr>
-        <w:t xml:space="preserve">Global Networking Practice, NTT DATA, Charlotte, NC  ·  palmer100@gmail.com</w:t>
+        <w:t xml:space="preserve">Charlotte, NC · palmer100@gmail.com</w:t>
       </w:r>
     </w:p>
     <w:p>

--- a/papers/_sources/rope_parameter_count.docx
+++ b/papers/_sources/rope_parameter_count.docx
@@ -88,6 +88,20 @@
           <w:szCs w:val="22"/>
         </w:rPr>
         <w:t xml:space="preserve"/>
+      </w:r>
+    </w:p>
+    <w:p>
+      <w:pPr>
+        <w:spacing w:after="160" w:before="0" w:line="276"/>
+        <w:jc w:val="both"/>
+      </w:pPr>
+      <w:r>
+        <w:rPr>
+          <w:rFonts w:ascii="Times New Roman" w:cs="Times New Roman" w:eastAsia="Times New Roman" w:hAnsi="Times New Roman"/>
+          <w:sz w:val="24"/>
+          <w:szCs w:val="24"/>
+        </w:rPr>
+        <w:t xml:space="preserve">Naming note (5 September 2026). This programme is now the Mesh Programme and the theory it develops the mesh framework; 'the rope framework' in earlier revisions reads 'the mesh framework'. 'Rope' remains the name of the two-strand wound object, and the Rope Hypothesis credited to Bill Gaede keeps its name. Identifiers (repository, rope_solver, file names, claim IDs) are unchanged.</w:t>
       </w:r>
     </w:p>
     <w:p>
